--- a/output/figures/tables/mod_indices_pisa.docx
+++ b/output/figures/tables/mod_indices_pisa.docx
@@ -18,7 +18,7 @@
       </w:tblPr>
       <w:tblGrid>
         <w:gridCol w:w="2058"/>
-        <w:gridCol w:w="3123"/>
+        <w:gridCol w:w="3153"/>
         <w:gridCol w:w="1114"/>
         <w:gridCol w:w="1080"/>
         <w:gridCol w:w="1093"/>
@@ -1202,7 +1202,7 @@
                 <w:szCs w:val="18"/>
                 <w:color w:val="000000"/>
               </w:rPr>
-              <w:t xml:space="preserve">change_settings ∼∼ identify_app</w:t>
+              <w:t xml:space="preserve">privacy_settings ∼∼ identify_app</w:t>
             </w:r>
           </w:p>
         </w:tc>
@@ -2535,7 +2535,7 @@
                 <w:szCs w:val="18"/>
                 <w:color w:val="000000"/>
               </w:rPr>
-              <w:t xml:space="preserve">change_settings ∼∼ develop_webpage</w:t>
+              <w:t xml:space="preserve">privacy_settings ∼∼ develop_webpage</w:t>
             </w:r>
           </w:p>
         </w:tc>
